--- a/docs/JIG-EEG-009_RevC_test_fixture_design.docx
+++ b/docs/JIG-EEG-009_RevC_test_fixture_design.docx
@@ -35755,6 +35755,89 @@
             </w:r>
             <w:r>
               <w:t xml:space="preserve">are stated, because a board that closes at minimum geometry is not the board that closes at preferred geometry. No fixture has been built or measured, S-02 stays not met at 53.2 uA, and the section 7 list of what this document does not close is unchanged.</w:t>
+            </w:r>
+          </w:p>
+        </w:tc>
+      </w:tr>
+      <w:tr>
+        <w:trPr>
+          <w:cantSplit/>
+        </w:trPr>
+        <w:tc>
+          <w:tcPr>
+            <w:tcW w:w="1718" w:type="dxa"/>
+          </w:tcPr>
+          <w:p>
+            <w:pPr>
+              <w:pStyle w:val="Compact"/>
+            </w:pPr>
+            <w:r>
+              <w:t xml:space="preserve">C</w:t>
+            </w:r>
+          </w:p>
+        </w:tc>
+        <w:tc>
+          <w:tcPr>
+            <w:tcW w:w="2075" w:type="dxa"/>
+          </w:tcPr>
+          <w:p>
+            <w:pPr>
+              <w:pStyle w:val="Compact"/>
+            </w:pPr>
+            <w:r>
+              <w:t xml:space="preserve">2026-09-08</w:t>
+            </w:r>
+          </w:p>
+        </w:tc>
+        <w:tc>
+          <w:tcPr>
+            <w:tcW w:w="5618" w:type="dxa"/>
+          </w:tcPr>
+          <w:p>
+            <w:pPr>
+              <w:pStyle w:val="Compact"/>
+            </w:pPr>
+            <w:r>
+              <w:rPr>
+                <w:b/>
+                <w:bCs/>
+              </w:rPr>
+              <w:t xml:space="preserve">The routing does not stand.</w:t>
+            </w:r>
+            <w:r>
+              <w:t xml:space="preserve"> </w:t>
+            </w:r>
+            <w:r>
+              <w:t xml:space="preserve">A layout engineer read the Rev B board between 3 and 5 September 2026, declined the review and advised a redesign;</w:t>
+            </w:r>
+            <w:r>
+              <w:t xml:space="preserve"> </w:t>
+            </w:r>
+            <w:r>
+              <w:rPr>
+                <w:b/>
+                <w:bCs/>
+              </w:rPr>
+              <w:t xml:space="preserve">Rev B is withdrawn from fabrication and Rev C is unrouted</w:t>
+            </w:r>
+            <w:r>
+              <w:t xml:space="preserve">, with its placement and routing bought (ECO-EEG-030). Section 0.2 is restated to say so. The fixtures are unaffected in substance – they are built against connector positions and net names, and neither moved – but</w:t>
+            </w:r>
+            <w:r>
+              <w:t xml:space="preserve"> </w:t>
+            </w:r>
+            <w:r>
+              <w:rPr>
+                <w:b/>
+                <w:bCs/>
+              </w:rPr>
+              <w:t xml:space="preserve">there is no bare board to build them against and none can be ordered.</w:t>
+            </w:r>
+            <w:r>
+              <w:t xml:space="preserve"> </w:t>
+            </w:r>
+            <w:r>
+              <w:t xml:space="preserve">Six of the seven findings were rules the DRC did not have; regraded under them the same Rev B geometry shows 1 311 occurrences (ECO-EEG-032). No fixture has been built or measured.</w:t>
             </w:r>
           </w:p>
         </w:tc>
